--- a/templates/07-to-trinh-lanh-dao/to-trinh-trien-khai-chuong-trinh-tuan-thu-anm.docx
+++ b/templates/07-to-trinh-lanh-dao/to-trinh-trien-khai-chuong-trinh-tuan-thu-anm.docx
@@ -787,8 +787,8 @@
       </w:tblPr>
       <w:tblGrid>
         <w:gridCol w:w="715"/>
-        <w:gridCol w:w="5539"/>
-        <w:gridCol w:w="2771"/>
+        <w:gridCol w:w="5415"/>
+        <w:gridCol w:w="2895"/>
       </w:tblGrid>
       <w:tr>
         <w:trPr>
@@ -835,7 +835,7 @@
         </w:tc>
         <w:tc>
           <w:tcPr>
-            <w:tcW w:type="dxa" w:w="5539"/>
+            <w:tcW w:type="dxa" w:w="5415"/>
             <w:tcBorders>
               <w:top w:val="single" w:color="000000" w:sz="4"/>
               <w:left w:val="single" w:color="000000" w:sz="4"/>
@@ -873,7 +873,7 @@
         </w:tc>
         <w:tc>
           <w:tcPr>
-            <w:tcW w:type="dxa" w:w="2771"/>
+            <w:tcW w:type="dxa" w:w="2895"/>
             <w:tcBorders>
               <w:top w:val="single" w:color="000000" w:sz="4"/>
               <w:left w:val="single" w:color="000000" w:sz="4"/>
@@ -954,7 +954,7 @@
         </w:tc>
         <w:tc>
           <w:tcPr>
-            <w:tcW w:type="dxa" w:w="5539"/>
+            <w:tcW w:type="dxa" w:w="5415"/>
             <w:tcBorders>
               <w:top w:val="single" w:color="000000" w:sz="4"/>
               <w:left w:val="single" w:color="000000" w:sz="4"/>
@@ -991,7 +991,7 @@
         </w:tc>
         <w:tc>
           <w:tcPr>
-            <w:tcW w:type="dxa" w:w="2771"/>
+            <w:tcW w:type="dxa" w:w="2895"/>
             <w:tcBorders>
               <w:top w:val="single" w:color="000000" w:sz="4"/>
               <w:left w:val="single" w:color="000000" w:sz="4"/>
@@ -1071,7 +1071,7 @@
         </w:tc>
         <w:tc>
           <w:tcPr>
-            <w:tcW w:type="dxa" w:w="5539"/>
+            <w:tcW w:type="dxa" w:w="5415"/>
             <w:tcBorders>
               <w:top w:val="single" w:color="000000" w:sz="4"/>
               <w:left w:val="single" w:color="000000" w:sz="4"/>
@@ -1108,7 +1108,7 @@
         </w:tc>
         <w:tc>
           <w:tcPr>
-            <w:tcW w:type="dxa" w:w="2771"/>
+            <w:tcW w:type="dxa" w:w="2895"/>
             <w:tcBorders>
               <w:top w:val="single" w:color="000000" w:sz="4"/>
               <w:left w:val="single" w:color="000000" w:sz="4"/>
@@ -1188,7 +1188,7 @@
         </w:tc>
         <w:tc>
           <w:tcPr>
-            <w:tcW w:type="dxa" w:w="5539"/>
+            <w:tcW w:type="dxa" w:w="5415"/>
             <w:tcBorders>
               <w:top w:val="single" w:color="000000" w:sz="4"/>
               <w:left w:val="single" w:color="000000" w:sz="4"/>
@@ -1225,7 +1225,7 @@
         </w:tc>
         <w:tc>
           <w:tcPr>
-            <w:tcW w:type="dxa" w:w="2771"/>
+            <w:tcW w:type="dxa" w:w="2895"/>
             <w:tcBorders>
               <w:top w:val="single" w:color="000000" w:sz="4"/>
               <w:left w:val="single" w:color="000000" w:sz="4"/>
@@ -1305,7 +1305,7 @@
         </w:tc>
         <w:tc>
           <w:tcPr>
-            <w:tcW w:type="dxa" w:w="5539"/>
+            <w:tcW w:type="dxa" w:w="5415"/>
             <w:tcBorders>
               <w:top w:val="single" w:color="000000" w:sz="4"/>
               <w:left w:val="single" w:color="000000" w:sz="4"/>
@@ -1366,7 +1366,7 @@
         </w:tc>
         <w:tc>
           <w:tcPr>
-            <w:tcW w:type="dxa" w:w="2771"/>
+            <w:tcW w:type="dxa" w:w="2895"/>
             <w:tcBorders>
               <w:top w:val="single" w:color="000000" w:sz="4"/>
               <w:left w:val="single" w:color="000000" w:sz="4"/>
@@ -1446,7 +1446,7 @@
         </w:tc>
         <w:tc>
           <w:tcPr>
-            <w:tcW w:type="dxa" w:w="5539"/>
+            <w:tcW w:type="dxa" w:w="5415"/>
             <w:tcBorders>
               <w:top w:val="single" w:color="000000" w:sz="4"/>
               <w:left w:val="single" w:color="000000" w:sz="4"/>
@@ -1483,7 +1483,7 @@
         </w:tc>
         <w:tc>
           <w:tcPr>
-            <w:tcW w:type="dxa" w:w="2771"/>
+            <w:tcW w:type="dxa" w:w="2895"/>
             <w:tcBorders>
               <w:top w:val="single" w:color="000000" w:sz="4"/>
               <w:left w:val="single" w:color="000000" w:sz="4"/>
@@ -1563,7 +1563,7 @@
         </w:tc>
         <w:tc>
           <w:tcPr>
-            <w:tcW w:type="dxa" w:w="5539"/>
+            <w:tcW w:type="dxa" w:w="5415"/>
             <w:tcBorders>
               <w:top w:val="single" w:color="000000" w:sz="4"/>
               <w:left w:val="single" w:color="000000" w:sz="4"/>
@@ -1600,7 +1600,7 @@
         </w:tc>
         <w:tc>
           <w:tcPr>
-            <w:tcW w:type="dxa" w:w="2771"/>
+            <w:tcW w:type="dxa" w:w="2895"/>
             <w:tcBorders>
               <w:top w:val="single" w:color="000000" w:sz="4"/>
               <w:left w:val="single" w:color="000000" w:sz="4"/>
@@ -1680,7 +1680,7 @@
         </w:tc>
         <w:tc>
           <w:tcPr>
-            <w:tcW w:type="dxa" w:w="5539"/>
+            <w:tcW w:type="dxa" w:w="5415"/>
             <w:tcBorders>
               <w:top w:val="single" w:color="000000" w:sz="4"/>
               <w:left w:val="single" w:color="000000" w:sz="4"/>
@@ -1717,7 +1717,7 @@
         </w:tc>
         <w:tc>
           <w:tcPr>
-            <w:tcW w:type="dxa" w:w="2771"/>
+            <w:tcW w:type="dxa" w:w="2895"/>
             <w:tcBorders>
               <w:top w:val="single" w:color="000000" w:sz="4"/>
               <w:left w:val="single" w:color="000000" w:sz="4"/>
@@ -1797,7 +1797,7 @@
         </w:tc>
         <w:tc>
           <w:tcPr>
-            <w:tcW w:type="dxa" w:w="5539"/>
+            <w:tcW w:type="dxa" w:w="5415"/>
             <w:tcBorders>
               <w:top w:val="single" w:color="000000" w:sz="4"/>
               <w:left w:val="single" w:color="000000" w:sz="4"/>
@@ -1828,44 +1828,68 @@
                 <w:sz w:val="24"/>
                 <w:szCs w:val="24"/>
               </w:rPr>
-              <w:t xml:space="preserve">Đào tạo, tuyên truyền, diễn tập ANM</w:t>
-            </w:r>
-          </w:p>
-        </w:tc>
-        <w:tc>
-          <w:tcPr>
-            <w:tcW w:type="dxa" w:w="2771"/>
-            <w:tcBorders>
-              <w:top w:val="single" w:color="000000" w:sz="4"/>
-              <w:left w:val="single" w:color="000000" w:sz="4"/>
-              <w:bottom w:val="single" w:color="000000" w:sz="4"/>
-              <w:right w:val="single" w:color="000000" w:sz="4"/>
-            </w:tcBorders>
-            <w:tcMar>
-              <w:top w:type="dxa" w:w="30"/>
-              <w:left w:type="dxa" w:w="70"/>
-              <w:bottom w:type="dxa" w:w="30"/>
-              <w:right w:type="dxa" w:w="70"/>
-            </w:tcMar>
-            <w:vAlign w:val="center"/>
-          </w:tcPr>
-          <w:p>
-            <w:pPr>
-              <w:keepNext w:val="false"/>
-              <w:spacing w:after="0" w:before="0" w:line="240" w:lineRule="auto"/>
-              <w:jc w:val="left"/>
-            </w:pPr>
-            <w:r>
-              <w:rPr>
-                <w:rFonts w:ascii="Times New Roman" w:cs="Times New Roman" w:eastAsia="Times New Roman" w:hAnsi="Times New Roman"/>
-                <w:b w:val="false"/>
-                <w:bCs w:val="false"/>
+              <w:t xml:space="preserve">Đào tạo, tuyên truyền, diễn tập ANM (NĐ 331 Đ31.3 nêu đối tượng là "cán bộ, công chức, viên chức"; doanh nghiệp áp dụng tương ứng cho người lao động </w:t>
+            </w:r>
+            <w:r>
+              <w:rPr>
+                <w:rFonts w:ascii="Times New Roman" w:cs="Times New Roman" w:eastAsia="Times New Roman" w:hAnsi="Times New Roman"/>
+                <w:b/>
+                <w:bCs/>
                 <w:i w:val="false"/>
                 <w:iCs w:val="false"/>
                 <w:sz w:val="24"/>
                 <w:szCs w:val="24"/>
               </w:rPr>
-              <w:t xml:space="preserve">NĐ 331 Đ31.3</w:t>
+              <w:t xml:space="preserve">[CẦN ĐỐI CHIẾU]</w:t>
+            </w:r>
+            <w:r>
+              <w:rPr>
+                <w:rFonts w:ascii="Times New Roman" w:cs="Times New Roman" w:eastAsia="Times New Roman" w:hAnsi="Times New Roman"/>
+                <w:b w:val="false"/>
+                <w:bCs w:val="false"/>
+                <w:i w:val="false"/>
+                <w:iCs w:val="false"/>
+                <w:sz w:val="24"/>
+                <w:szCs w:val="24"/>
+              </w:rPr>
+              <w:t xml:space="preserve">); phổ biến kiến thức ANM cho người lao động</w:t>
+            </w:r>
+          </w:p>
+        </w:tc>
+        <w:tc>
+          <w:tcPr>
+            <w:tcW w:type="dxa" w:w="2895"/>
+            <w:tcBorders>
+              <w:top w:val="single" w:color="000000" w:sz="4"/>
+              <w:left w:val="single" w:color="000000" w:sz="4"/>
+              <w:bottom w:val="single" w:color="000000" w:sz="4"/>
+              <w:right w:val="single" w:color="000000" w:sz="4"/>
+            </w:tcBorders>
+            <w:tcMar>
+              <w:top w:type="dxa" w:w="30"/>
+              <w:left w:type="dxa" w:w="70"/>
+              <w:bottom w:type="dxa" w:w="30"/>
+              <w:right w:type="dxa" w:w="70"/>
+            </w:tcMar>
+            <w:vAlign w:val="center"/>
+          </w:tcPr>
+          <w:p>
+            <w:pPr>
+              <w:keepNext w:val="false"/>
+              <w:spacing w:after="0" w:before="0" w:line="240" w:lineRule="auto"/>
+              <w:jc w:val="left"/>
+            </w:pPr>
+            <w:r>
+              <w:rPr>
+                <w:rFonts w:ascii="Times New Roman" w:cs="Times New Roman" w:eastAsia="Times New Roman" w:hAnsi="Times New Roman"/>
+                <w:b w:val="false"/>
+                <w:bCs w:val="false"/>
+                <w:i w:val="false"/>
+                <w:iCs w:val="false"/>
+                <w:sz w:val="24"/>
+                <w:szCs w:val="24"/>
+              </w:rPr>
+              <w:t xml:space="preserve">NĐ 331 Đ31.3; Luật 116 Đ35.2</w:t>
             </w:r>
           </w:p>
         </w:tc>
@@ -1914,7 +1938,7 @@
         </w:tc>
         <w:tc>
           <w:tcPr>
-            <w:tcW w:type="dxa" w:w="5539"/>
+            <w:tcW w:type="dxa" w:w="5415"/>
             <w:tcBorders>
               <w:top w:val="single" w:color="000000" w:sz="4"/>
               <w:left w:val="single" w:color="000000" w:sz="4"/>
@@ -1951,7 +1975,7 @@
         </w:tc>
         <w:tc>
           <w:tcPr>
-            <w:tcW w:type="dxa" w:w="2771"/>
+            <w:tcW w:type="dxa" w:w="2895"/>
             <w:tcBorders>
               <w:top w:val="single" w:color="000000" w:sz="4"/>
               <w:left w:val="single" w:color="000000" w:sz="4"/>
@@ -2031,7 +2055,7 @@
         </w:tc>
         <w:tc>
           <w:tcPr>
-            <w:tcW w:type="dxa" w:w="5539"/>
+            <w:tcW w:type="dxa" w:w="5415"/>
             <w:tcBorders>
               <w:top w:val="single" w:color="000000" w:sz="4"/>
               <w:left w:val="single" w:color="000000" w:sz="4"/>
@@ -2068,7 +2092,7 @@
         </w:tc>
         <w:tc>
           <w:tcPr>
-            <w:tcW w:type="dxa" w:w="2771"/>
+            <w:tcW w:type="dxa" w:w="2895"/>
             <w:tcBorders>
               <w:top w:val="single" w:color="000000" w:sz="4"/>
               <w:left w:val="single" w:color="000000" w:sz="4"/>
@@ -3128,7 +3152,31 @@
           <w:sz w:val="26"/>
           <w:szCs w:val="26"/>
         </w:rPr>
-        <w:t xml:space="preserve">HTTT đang vận hành nhưng chưa từng được xác định cấp độ không thuộc hai trường hợp chuyển tiếp nêu trên, nên nghĩa vụ xác định cấp độ áp dụng ngay từ ngày 19/8/2026.</w:t>
+        <w:t xml:space="preserve">HTTT đang vận hành nhưng chưa từng được xác định cấp độ không thuộc hai trường hợp chuyển tiếp nêu trên, nên nghĩa vụ xác định cấp độ được hiểu là áp dụng ngay từ ngày 19/8/2026 </w:t>
+      </w:r>
+      <w:r>
+        <w:rPr>
+          <w:rFonts w:ascii="Times New Roman" w:cs="Times New Roman" w:eastAsia="Times New Roman" w:hAnsi="Times New Roman"/>
+          <w:b/>
+          <w:bCs/>
+          <w:i w:val="false"/>
+          <w:iCs w:val="false"/>
+          <w:sz w:val="26"/>
+          <w:szCs w:val="26"/>
+        </w:rPr>
+        <w:t xml:space="preserve">[CẦN ĐỐI CHIẾU]</w:t>
+      </w:r>
+      <w:r>
+        <w:rPr>
+          <w:rFonts w:ascii="Times New Roman" w:cs="Times New Roman" w:eastAsia="Times New Roman" w:hAnsi="Times New Roman"/>
+          <w:b w:val="false"/>
+          <w:bCs w:val="false"/>
+          <w:i w:val="false"/>
+          <w:iCs w:val="false"/>
+          <w:sz w:val="26"/>
+          <w:szCs w:val="26"/>
+        </w:rPr>
+        <w:t xml:space="preserve"> (văn bản không có điều khoản chuyển tiếp riêng cho trường hợp này).</w:t>
       </w:r>
     </w:p>
     <w:p>

--- a/templates/07-to-trinh-lanh-dao/to-trinh-trien-khai-chuong-trinh-tuan-thu-anm.docx
+++ b/templates/07-to-trinh-lanh-dao/to-trinh-trien-khai-chuong-trinh-tuan-thu-anm.docx
@@ -2168,10 +2168,10 @@
         <w:tblLayout w:type="autofit"/>
       </w:tblPr>
       <w:tblGrid>
-        <w:gridCol w:w="1709"/>
-        <w:gridCol w:w="2747"/>
-        <w:gridCol w:w="1532"/>
-        <w:gridCol w:w="3037"/>
+        <w:gridCol w:w="1674"/>
+        <w:gridCol w:w="2637"/>
+        <w:gridCol w:w="1492"/>
+        <w:gridCol w:w="3222"/>
       </w:tblGrid>
       <w:tr>
         <w:trPr>
@@ -2180,7 +2180,7 @@
         </w:trPr>
         <w:tc>
           <w:tcPr>
-            <w:tcW w:type="dxa" w:w="1709"/>
+            <w:tcW w:type="dxa" w:w="1674"/>
             <w:tcBorders>
               <w:top w:val="single" w:color="000000" w:sz="4"/>
               <w:left w:val="single" w:color="000000" w:sz="4"/>
@@ -2218,7 +2218,7 @@
         </w:tc>
         <w:tc>
           <w:tcPr>
-            <w:tcW w:type="dxa" w:w="2747"/>
+            <w:tcW w:type="dxa" w:w="2637"/>
             <w:tcBorders>
               <w:top w:val="single" w:color="000000" w:sz="4"/>
               <w:left w:val="single" w:color="000000" w:sz="4"/>
@@ -2256,7 +2256,7 @@
         </w:tc>
         <w:tc>
           <w:tcPr>
-            <w:tcW w:type="dxa" w:w="1532"/>
+            <w:tcW w:type="dxa" w:w="1492"/>
             <w:tcBorders>
               <w:top w:val="single" w:color="000000" w:sz="4"/>
               <w:left w:val="single" w:color="000000" w:sz="4"/>
@@ -2294,7 +2294,7 @@
         </w:tc>
         <w:tc>
           <w:tcPr>
-            <w:tcW w:type="dxa" w:w="3037"/>
+            <w:tcW w:type="dxa" w:w="3222"/>
             <w:tcBorders>
               <w:top w:val="single" w:color="000000" w:sz="4"/>
               <w:left w:val="single" w:color="000000" w:sz="4"/>
@@ -2351,7 +2351,7 @@
         </w:trPr>
         <w:tc>
           <w:tcPr>
-            <w:tcW w:type="dxa" w:w="1709"/>
+            <w:tcW w:type="dxa" w:w="1674"/>
             <w:tcBorders>
               <w:top w:val="single" w:color="000000" w:sz="4"/>
               <w:left w:val="single" w:color="000000" w:sz="4"/>
@@ -2388,7 +2388,7 @@
         </w:tc>
         <w:tc>
           <w:tcPr>
-            <w:tcW w:type="dxa" w:w="2747"/>
+            <w:tcW w:type="dxa" w:w="2637"/>
             <w:tcBorders>
               <w:top w:val="single" w:color="000000" w:sz="4"/>
               <w:left w:val="single" w:color="000000" w:sz="4"/>
@@ -2425,7 +2425,7 @@
         </w:tc>
         <w:tc>
           <w:tcPr>
-            <w:tcW w:type="dxa" w:w="1532"/>
+            <w:tcW w:type="dxa" w:w="1492"/>
             <w:tcBorders>
               <w:top w:val="single" w:color="000000" w:sz="4"/>
               <w:left w:val="single" w:color="000000" w:sz="4"/>
@@ -2462,7 +2462,7 @@
         </w:tc>
         <w:tc>
           <w:tcPr>
-            <w:tcW w:type="dxa" w:w="3037"/>
+            <w:tcW w:type="dxa" w:w="3222"/>
             <w:tcBorders>
               <w:top w:val="single" w:color="000000" w:sz="4"/>
               <w:left w:val="single" w:color="000000" w:sz="4"/>
@@ -2505,7 +2505,7 @@
         </w:trPr>
         <w:tc>
           <w:tcPr>
-            <w:tcW w:type="dxa" w:w="1709"/>
+            <w:tcW w:type="dxa" w:w="1674"/>
             <w:tcBorders>
               <w:top w:val="single" w:color="000000" w:sz="4"/>
               <w:left w:val="single" w:color="000000" w:sz="4"/>
@@ -2542,7 +2542,7 @@
         </w:tc>
         <w:tc>
           <w:tcPr>
-            <w:tcW w:type="dxa" w:w="2747"/>
+            <w:tcW w:type="dxa" w:w="2637"/>
             <w:tcBorders>
               <w:top w:val="single" w:color="000000" w:sz="4"/>
               <w:left w:val="single" w:color="000000" w:sz="4"/>
@@ -2579,7 +2579,7 @@
         </w:tc>
         <w:tc>
           <w:tcPr>
-            <w:tcW w:type="dxa" w:w="1532"/>
+            <w:tcW w:type="dxa" w:w="1492"/>
             <w:tcBorders>
               <w:top w:val="single" w:color="000000" w:sz="4"/>
               <w:left w:val="single" w:color="000000" w:sz="4"/>
@@ -2616,7 +2616,7 @@
         </w:tc>
         <w:tc>
           <w:tcPr>
-            <w:tcW w:type="dxa" w:w="3037"/>
+            <w:tcW w:type="dxa" w:w="3222"/>
             <w:tcBorders>
               <w:top w:val="single" w:color="000000" w:sz="4"/>
               <w:left w:val="single" w:color="000000" w:sz="4"/>
@@ -2659,7 +2659,7 @@
         </w:trPr>
         <w:tc>
           <w:tcPr>
-            <w:tcW w:type="dxa" w:w="1709"/>
+            <w:tcW w:type="dxa" w:w="1674"/>
             <w:tcBorders>
               <w:top w:val="single" w:color="000000" w:sz="4"/>
               <w:left w:val="single" w:color="000000" w:sz="4"/>
@@ -2696,7 +2696,7 @@
         </w:tc>
         <w:tc>
           <w:tcPr>
-            <w:tcW w:type="dxa" w:w="2747"/>
+            <w:tcW w:type="dxa" w:w="2637"/>
             <w:tcBorders>
               <w:top w:val="single" w:color="000000" w:sz="4"/>
               <w:left w:val="single" w:color="000000" w:sz="4"/>
@@ -2733,7 +2733,7 @@
         </w:tc>
         <w:tc>
           <w:tcPr>
-            <w:tcW w:type="dxa" w:w="1532"/>
+            <w:tcW w:type="dxa" w:w="1492"/>
             <w:tcBorders>
               <w:top w:val="single" w:color="000000" w:sz="4"/>
               <w:left w:val="single" w:color="000000" w:sz="4"/>
@@ -2770,7 +2770,7 @@
         </w:tc>
         <w:tc>
           <w:tcPr>
-            <w:tcW w:type="dxa" w:w="3037"/>
+            <w:tcW w:type="dxa" w:w="3222"/>
             <w:tcBorders>
               <w:top w:val="single" w:color="000000" w:sz="4"/>
               <w:left w:val="single" w:color="000000" w:sz="4"/>
@@ -2826,7 +2826,7 @@
         </w:trPr>
         <w:tc>
           <w:tcPr>
-            <w:tcW w:type="dxa" w:w="1709"/>
+            <w:tcW w:type="dxa" w:w="1674"/>
             <w:tcBorders>
               <w:top w:val="single" w:color="000000" w:sz="4"/>
               <w:left w:val="single" w:color="000000" w:sz="4"/>
@@ -2863,7 +2863,7 @@
         </w:tc>
         <w:tc>
           <w:tcPr>
-            <w:tcW w:type="dxa" w:w="2747"/>
+            <w:tcW w:type="dxa" w:w="2637"/>
             <w:tcBorders>
               <w:top w:val="single" w:color="000000" w:sz="4"/>
               <w:left w:val="single" w:color="000000" w:sz="4"/>
@@ -2900,7 +2900,7 @@
         </w:tc>
         <w:tc>
           <w:tcPr>
-            <w:tcW w:type="dxa" w:w="1532"/>
+            <w:tcW w:type="dxa" w:w="1492"/>
             <w:tcBorders>
               <w:top w:val="single" w:color="000000" w:sz="4"/>
               <w:left w:val="single" w:color="000000" w:sz="4"/>
@@ -2937,7 +2937,7 @@
         </w:tc>
         <w:tc>
           <w:tcPr>
-            <w:tcW w:type="dxa" w:w="3037"/>
+            <w:tcW w:type="dxa" w:w="3222"/>
             <w:tcBorders>
               <w:top w:val="single" w:color="000000" w:sz="4"/>
               <w:left w:val="single" w:color="000000" w:sz="4"/>
@@ -2981,7 +2981,7 @@
         </w:trPr>
         <w:tc>
           <w:tcPr>
-            <w:tcW w:type="dxa" w:w="1709"/>
+            <w:tcW w:type="dxa" w:w="1674"/>
             <w:tcBorders>
               <w:top w:val="single" w:color="000000" w:sz="4"/>
               <w:left w:val="single" w:color="000000" w:sz="4"/>
@@ -3018,7 +3018,7 @@
         </w:tc>
         <w:tc>
           <w:tcPr>
-            <w:tcW w:type="dxa" w:w="2747"/>
+            <w:tcW w:type="dxa" w:w="2637"/>
             <w:tcBorders>
               <w:top w:val="single" w:color="000000" w:sz="4"/>
               <w:left w:val="single" w:color="000000" w:sz="4"/>
@@ -3055,7 +3055,7 @@
         </w:tc>
         <w:tc>
           <w:tcPr>
-            <w:tcW w:type="dxa" w:w="1532"/>
+            <w:tcW w:type="dxa" w:w="1492"/>
             <w:tcBorders>
               <w:top w:val="single" w:color="000000" w:sz="4"/>
               <w:left w:val="single" w:color="000000" w:sz="4"/>
@@ -3092,7 +3092,7 @@
         </w:tc>
         <w:tc>
           <w:tcPr>
-            <w:tcW w:type="dxa" w:w="3037"/>
+            <w:tcW w:type="dxa" w:w="3222"/>
             <w:tcBorders>
               <w:top w:val="single" w:color="000000" w:sz="4"/>
               <w:left w:val="single" w:color="000000" w:sz="4"/>
@@ -3213,8 +3213,8 @@
       </w:tblPr>
       <w:tblGrid>
         <w:gridCol w:w="715"/>
-        <w:gridCol w:w="5646"/>
-        <w:gridCol w:w="2664"/>
+        <w:gridCol w:w="4148"/>
+        <w:gridCol w:w="4162"/>
       </w:tblGrid>
       <w:tr>
         <w:trPr>
@@ -3261,7 +3261,7 @@
         </w:tc>
         <w:tc>
           <w:tcPr>
-            <w:tcW w:type="dxa" w:w="5646"/>
+            <w:tcW w:type="dxa" w:w="4148"/>
             <w:tcBorders>
               <w:top w:val="single" w:color="000000" w:sz="4"/>
               <w:left w:val="single" w:color="000000" w:sz="4"/>
@@ -3299,7 +3299,7 @@
         </w:tc>
         <w:tc>
           <w:tcPr>
-            <w:tcW w:type="dxa" w:w="2664"/>
+            <w:tcW w:type="dxa" w:w="4162"/>
             <w:tcBorders>
               <w:top w:val="single" w:color="000000" w:sz="4"/>
               <w:left w:val="single" w:color="000000" w:sz="4"/>
@@ -3393,7 +3393,7 @@
         </w:tc>
         <w:tc>
           <w:tcPr>
-            <w:tcW w:type="dxa" w:w="5646"/>
+            <w:tcW w:type="dxa" w:w="4148"/>
             <w:tcBorders>
               <w:top w:val="single" w:color="000000" w:sz="4"/>
               <w:left w:val="single" w:color="000000" w:sz="4"/>
@@ -3430,7 +3430,7 @@
         </w:tc>
         <w:tc>
           <w:tcPr>
-            <w:tcW w:type="dxa" w:w="2664"/>
+            <w:tcW w:type="dxa" w:w="4162"/>
             <w:tcBorders>
               <w:top w:val="single" w:color="000000" w:sz="4"/>
               <w:left w:val="single" w:color="000000" w:sz="4"/>
@@ -3511,7 +3511,7 @@
         </w:tc>
         <w:tc>
           <w:tcPr>
-            <w:tcW w:type="dxa" w:w="5646"/>
+            <w:tcW w:type="dxa" w:w="4148"/>
             <w:tcBorders>
               <w:top w:val="single" w:color="000000" w:sz="4"/>
               <w:left w:val="single" w:color="000000" w:sz="4"/>
@@ -3548,7 +3548,7 @@
         </w:tc>
         <w:tc>
           <w:tcPr>
-            <w:tcW w:type="dxa" w:w="2664"/>
+            <w:tcW w:type="dxa" w:w="4162"/>
             <w:tcBorders>
               <w:top w:val="single" w:color="000000" w:sz="4"/>
               <w:left w:val="single" w:color="000000" w:sz="4"/>
@@ -3629,7 +3629,7 @@
         </w:tc>
         <w:tc>
           <w:tcPr>
-            <w:tcW w:type="dxa" w:w="5646"/>
+            <w:tcW w:type="dxa" w:w="4148"/>
             <w:tcBorders>
               <w:top w:val="single" w:color="000000" w:sz="4"/>
               <w:left w:val="single" w:color="000000" w:sz="4"/>
@@ -3666,7 +3666,7 @@
         </w:tc>
         <w:tc>
           <w:tcPr>
-            <w:tcW w:type="dxa" w:w="2664"/>
+            <w:tcW w:type="dxa" w:w="4162"/>
             <w:tcBorders>
               <w:top w:val="single" w:color="000000" w:sz="4"/>
               <w:left w:val="single" w:color="000000" w:sz="4"/>
@@ -3747,7 +3747,7 @@
         </w:tc>
         <w:tc>
           <w:tcPr>
-            <w:tcW w:type="dxa" w:w="5646"/>
+            <w:tcW w:type="dxa" w:w="4148"/>
             <w:tcBorders>
               <w:top w:val="single" w:color="000000" w:sz="4"/>
               <w:left w:val="single" w:color="000000" w:sz="4"/>
@@ -3784,7 +3784,7 @@
         </w:tc>
         <w:tc>
           <w:tcPr>
-            <w:tcW w:type="dxa" w:w="2664"/>
+            <w:tcW w:type="dxa" w:w="4162"/>
             <w:tcBorders>
               <w:top w:val="single" w:color="000000" w:sz="4"/>
               <w:left w:val="single" w:color="000000" w:sz="4"/>
@@ -3865,7 +3865,7 @@
         </w:tc>
         <w:tc>
           <w:tcPr>
-            <w:tcW w:type="dxa" w:w="5646"/>
+            <w:tcW w:type="dxa" w:w="4148"/>
             <w:tcBorders>
               <w:top w:val="single" w:color="000000" w:sz="4"/>
               <w:left w:val="single" w:color="000000" w:sz="4"/>
@@ -3902,7 +3902,7 @@
         </w:tc>
         <w:tc>
           <w:tcPr>
-            <w:tcW w:type="dxa" w:w="2664"/>
+            <w:tcW w:type="dxa" w:w="4162"/>
             <w:tcBorders>
               <w:top w:val="single" w:color="000000" w:sz="4"/>
               <w:left w:val="single" w:color="000000" w:sz="4"/>
@@ -3983,7 +3983,7 @@
         </w:tc>
         <w:tc>
           <w:tcPr>
-            <w:tcW w:type="dxa" w:w="5646"/>
+            <w:tcW w:type="dxa" w:w="4148"/>
             <w:tcBorders>
               <w:top w:val="single" w:color="000000" w:sz="4"/>
               <w:left w:val="single" w:color="000000" w:sz="4"/>
@@ -4020,7 +4020,7 @@
         </w:tc>
         <w:tc>
           <w:tcPr>
-            <w:tcW w:type="dxa" w:w="2664"/>
+            <w:tcW w:type="dxa" w:w="4162"/>
             <w:tcBorders>
               <w:top w:val="single" w:color="000000" w:sz="4"/>
               <w:left w:val="single" w:color="000000" w:sz="4"/>
@@ -4101,7 +4101,7 @@
         </w:tc>
         <w:tc>
           <w:tcPr>
-            <w:tcW w:type="dxa" w:w="5646"/>
+            <w:tcW w:type="dxa" w:w="4148"/>
             <w:tcBorders>
               <w:top w:val="single" w:color="000000" w:sz="4"/>
               <w:left w:val="single" w:color="000000" w:sz="4"/>
@@ -4138,7 +4138,7 @@
         </w:tc>
         <w:tc>
           <w:tcPr>
-            <w:tcW w:type="dxa" w:w="2664"/>
+            <w:tcW w:type="dxa" w:w="4162"/>
             <w:tcBorders>
               <w:top w:val="single" w:color="000000" w:sz="4"/>
               <w:left w:val="single" w:color="000000" w:sz="4"/>
